--- a/entregaveis/Guia_Instalacao_Metaindustria.docx
+++ b/entregaveis/Guia_Instalacao_Metaindustria.docx
@@ -1017,6 +1017,58 @@
     </w:p>
     <w:p>
       <w:pPr>
+        <w:spacing w:before="120" w:after="40"/>
+      </w:pPr>
+      <w:r>
+        <w:rPr>
+          <w:b/>
+          <w:color w:val="1D1D1F"/>
+          <w:sz w:val="23"/>
+        </w:rPr>
+        <w:t>Apresentação com dados limpos (banca / NEXT)</w:t>
+      </w:r>
+    </w:p>
+    <w:p>
+      <w:pPr>
+        <w:spacing w:after="80"/>
+        <w:jc w:val="both"/>
+      </w:pPr>
+      <w:r>
+        <w:t>O banco vai acumulando os eventos dos ensaios; para apresentar, use os modos limpos. Eles sobem tudo sobre um banco novo e realista (data\demo.db), repopulado do zero a cada início, sem tocar no banco real (data\tortuga.db). Assim os indicadores ficam críveis (λ₀ ~0,4 ev/turno, conformidade alta, OP-007/OP-009 como maior risco) e a violação ao vivo entra sobre uma base limpa.</w:t>
+      </w:r>
+    </w:p>
+    <w:p>
+      <w:pPr>
+        <w:pStyle w:val="ListBullet"/>
+        <w:spacing w:after="40"/>
+      </w:pPr>
+      <w:r>
+        <w:rPr>
+          <w:b/>
+        </w:rPr>
+        <w:t xml:space="preserve">demo_limpo.bat — </w:t>
+      </w:r>
+      <w:r>
+        <w:t>apresentação com a webcam (casa/stand). Nada a recadastrar; liga e apresenta.</w:t>
+      </w:r>
+    </w:p>
+    <w:p>
+      <w:pPr>
+        <w:pStyle w:val="ListBullet"/>
+        <w:spacing w:after="40"/>
+      </w:pPr>
+      <w:r>
+        <w:rPr>
+          <w:b/>
+        </w:rPr>
+        <w:t xml:space="preserve">demo_limpo_metaindustria.bat — </w:t>
+      </w:r>
+      <w:r>
+        <w:t>apresentação com as 4 câmeras RTSP. Pergunta o IP do ESP e re-registra o cinto sozinho no banco demo; deixe vazio se for só câmeras.</w:t>
+      </w:r>
+    </w:p>
+    <w:p>
+      <w:pPr>
         <w:spacing w:before="200" w:after="60"/>
       </w:pPr>
       <w:r>
@@ -1486,6 +1538,93 @@
           </w:p>
         </w:tc>
       </w:tr>
+      <w:tr>
+        <w:tc>
+          <w:tcPr>
+            <w:tcW w:type="dxa" w:w="4824"/>
+          </w:tcPr>
+          <w:p>
+            <w:r>
+              <w:rPr>
+                <w:b/>
+                <w:sz w:val="19"/>
+              </w:rPr>
+              <w:t>demo_limpo.bat</w:t>
+            </w:r>
+          </w:p>
+        </w:tc>
+        <w:tc>
+          <w:tcPr>
+            <w:tcW w:type="dxa" w:w="4824"/>
+          </w:tcPr>
+          <w:p>
+            <w:r>
+              <w:rPr>
+                <w:sz w:val="19"/>
+              </w:rPr>
+              <w:t>Apresentação LIMPA com a webcam (banco demo, reseta a cada início; não toca no real).</w:t>
+            </w:r>
+          </w:p>
+        </w:tc>
+      </w:tr>
+      <w:tr>
+        <w:tc>
+          <w:tcPr>
+            <w:tcW w:type="dxa" w:w="4824"/>
+          </w:tcPr>
+          <w:p>
+            <w:r>
+              <w:rPr>
+                <w:b/>
+                <w:sz w:val="19"/>
+              </w:rPr>
+              <w:t>demo_limpo_metaindustria.bat</w:t>
+            </w:r>
+          </w:p>
+        </w:tc>
+        <w:tc>
+          <w:tcPr>
+            <w:tcW w:type="dxa" w:w="4824"/>
+          </w:tcPr>
+          <w:p>
+            <w:r>
+              <w:rPr>
+                <w:sz w:val="19"/>
+              </w:rPr>
+              <w:t>Apresentação LIMPA com as 4 câmeras RTSP; pergunta o IP do ESP e re-registra o cinto.</w:t>
+            </w:r>
+          </w:p>
+        </w:tc>
+      </w:tr>
+      <w:tr>
+        <w:tc>
+          <w:tcPr>
+            <w:tcW w:type="dxa" w:w="4824"/>
+          </w:tcPr>
+          <w:p>
+            <w:r>
+              <w:rPr>
+                <w:b/>
+                <w:sz w:val="19"/>
+              </w:rPr>
+              <w:t>testar_cinto.bat</w:t>
+            </w:r>
+          </w:p>
+        </w:tc>
+        <w:tc>
+          <w:tcPr>
+            <w:tcW w:type="dxa" w:w="4824"/>
+          </w:tcPr>
+          <w:p>
+            <w:r>
+              <w:rPr>
+                <w:sz w:val="19"/>
+              </w:rPr>
+              <w:t>Manda um alerta direto ao cinto (vermelho + apito + vibração) para validar antes de apresentar.</w:t>
+            </w:r>
+          </w:p>
+        </w:tc>
+      </w:tr>
     </w:tbl>
     <w:p>
       <w:pPr>
@@ -1867,7 +2006,7 @@
               <w:rPr>
                 <w:sz w:val="19"/>
               </w:rPr>
-              <w:t>set_esp.bat com o IP certo; cinto e PC na mesma rede 2,4 GHz; valide com run_esp_test.bat.</w:t>
+              <w:t>Rede corporativa isola clientes: use o hotspot do PC (Banda 2,4 GHz) só para o cinto — veja a seção 9. Confirme o IP certo e teste com testar_cinto.bat.</w:t>
             </w:r>
           </w:p>
         </w:tc>
@@ -1912,6 +2051,82 @@
       <w:pPr>
         <w:spacing w:after="40"/>
       </w:pPr>
+    </w:p>
+    <w:p>
+      <w:pPr>
+        <w:spacing w:before="120" w:after="40"/>
+      </w:pPr>
+      <w:r>
+        <w:rPr>
+          <w:b/>
+          <w:color w:val="1D1D1F"/>
+          <w:sz w:val="23"/>
+        </w:rPr>
+        <w:t>Cinto ESP32 pelo hotspot do PC (rede corporativa)</w:t>
+      </w:r>
+    </w:p>
+    <w:p>
+      <w:pPr>
+        <w:spacing w:after="80"/>
+        <w:jc w:val="both"/>
+      </w:pPr>
+      <w:r>
+        <w:t>Se o cinto conecta no Wi-Fi mas o PC não fala com ele, é isolamento de clientes da rede corporativa (o sistema faz POST http://&lt;ip-do-esp&gt;/status, então o PC precisa alcançar o ESP). Solução testada e recomendada: colocar só o cinto numa mini-rede do próprio PC.</w:t>
+      </w:r>
+    </w:p>
+    <w:p>
+      <w:pPr>
+        <w:pStyle w:val="ListBullet"/>
+        <w:spacing w:after="40"/>
+      </w:pPr>
+      <w:r>
+        <w:rPr>
+          <w:b/>
+        </w:rPr>
+        <w:t xml:space="preserve">1) Hotspot do PC — </w:t>
+      </w:r>
+      <w:r>
+        <w:t>Configurações → Rede → Ponto de acesso móvel; Banda 2,4 GHz (o ESP não vê 5 GHz); anote nome e senha. O PC segue no Wi-Fi da empresa para as câmeras.</w:t>
+      </w:r>
+    </w:p>
+    <w:p>
+      <w:pPr>
+        <w:pStyle w:val="ListBullet"/>
+        <w:spacing w:after="40"/>
+      </w:pPr>
+      <w:r>
+        <w:rPr>
+          <w:b/>
+        </w:rPr>
+        <w:t xml:space="preserve">2) Apontar o cinto — </w:t>
+      </w:r>
+      <w:r>
+        <w:t>segure BOOT e aperte RST para limpar o Wi-Fi; conecte o celular na rede Tortuga-Setup (senha tortuga123) e escolha o hotspot do PC. O SSID fica salvo: nas próximas vezes o cinto reconecta sozinho, é só ligar o hotspot.</w:t>
+      </w:r>
+    </w:p>
+    <w:p>
+      <w:pPr>
+        <w:pStyle w:val="ListBullet"/>
+        <w:spacing w:after="40"/>
+      </w:pPr>
+      <w:r>
+        <w:rPr>
+          <w:b/>
+        </w:rPr>
+        <w:t xml:space="preserve">3) IP e teste — </w:t>
+      </w:r>
+      <w:r>
+        <w:t>o IP aparece na lista Dispositivos conectados do hotspot (192.168.137.x). Abra http://&lt;ip&gt;/ no navegador (deve mostrar “Tortuga ESP32 OK”) e rode testar_cinto.bat para confirmar que apita/vibra.</w:t>
+      </w:r>
+    </w:p>
+    <w:p>
+      <w:pPr>
+        <w:spacing w:after="80"/>
+        <w:jc w:val="both"/>
+      </w:pPr>
+      <w:r>
+        <w:t>Sem porta Ethernet (ex.: Galaxy Book 4 Ultra), o hotspot no Wi-Fi interno já resolve; um adaptador USB→Ethernet é só plano B se o hotspot não coexistir com o Wi-Fi das câmeras.</w:t>
+      </w:r>
     </w:p>
     <w:p>
       <w:pPr>

--- a/entregaveis/Guia_Instalacao_Metaindustria.docx
+++ b/entregaveis/Guia_Instalacao_Metaindustria.docx
@@ -1134,11 +1134,9 @@
         <w:rPr>
           <w:b/>
         </w:rPr>
-        <w:t xml:space="preserve">Confiança na hora: </w:t>
+        <w:t>Confiança na hora: set_confidence.bat calibra o limiar por estação (ou use /config). Aplica em ~4 s, sem reiniciar. Atenção: subir o limiar tende a AUMENTAR as violações registradas.</w:t>
       </w:r>
-      <w:r>
-        <w:t>set_confidence.bat ajusta o limiar sem editar código.</w:t>
-      </w:r>
+      <w:r/>
     </w:p>
     <w:p>
       <w:pPr>
@@ -1463,7 +1461,12 @@
               <w:rPr>
                 <w:sz w:val="19"/>
               </w:rPr>
-              <w:t>Ajusta a confiança da detecção.</w:t>
+            </w:r>
+            <w:r>
+              <w:rPr>
+                <w:sz w:val="19"/>
+              </w:rPr>
+              <w:t>Calibra a confiança da detecção POR ESTAÇÃO (aplica em ~4 s, sem reiniciar).</w:t>
             </w:r>
           </w:p>
         </w:tc>
@@ -2041,7 +2044,12 @@
               <w:rPr>
                 <w:sz w:val="19"/>
               </w:rPr>
-              <w:t>Suba a confiança com set_confidence.bat; limpe zonas de teste com clear_zones.bat.</w:t>
+            </w:r>
+            <w:r>
+              <w:rPr>
+                <w:sz w:val="19"/>
+              </w:rPr>
+              <w:t>Calibre a confiança por estação (set_confidence.bat ou /config); limpe zonas de teste com clear_zones.bat.</w:t>
             </w:r>
           </w:p>
         </w:tc>
